--- a/Capstone_23698.docx
+++ b/Capstone_23698.docx
@@ -19,6 +19,17 @@
       <w:r>
         <w:t> </w:t>
       </w:r>
+      <w:r>
+        <w:t xml:space="preserve">Github link : </w:t>
+      </w:r>
+      <w:hyperlink r:id="rId5" w:history="1">
+        <w:r>
+          <w:rPr>
+            <w:rStyle w:val="Hyperlink"/>
+          </w:rPr>
+          <w:t>The-Priyansh/capstone_project</w:t>
+        </w:r>
+      </w:hyperlink>
     </w:p>
     <w:p>
       <w:pPr>
@@ -44,6 +55,9 @@
         <w:t> </w:t>
       </w:r>
       <w:r>
+        <w:rPr>
+          <w:noProof/>
+        </w:rPr>
         <w:drawing>
           <wp:inline distT="0" distB="0" distL="0" distR="0" wp14:anchorId="6F7C9428" wp14:editId="19C78B50">
             <wp:extent cx="5943600" cy="3143885"/>
@@ -60,7 +74,7 @@
                     <pic:cNvPicPr/>
                   </pic:nvPicPr>
                   <pic:blipFill>
-                    <a:blip r:embed="rId5"/>
+                    <a:blip r:embed="rId6"/>
                     <a:stretch>
                       <a:fillRect/>
                     </a:stretch>
@@ -90,6 +104,9 @@
         <w:t>  </w:t>
       </w:r>
       <w:r>
+        <w:rPr>
+          <w:noProof/>
+        </w:rPr>
         <w:drawing>
           <wp:inline distT="0" distB="0" distL="0" distR="0" wp14:anchorId="4977EDF9" wp14:editId="5484443D">
             <wp:extent cx="5943600" cy="3721735"/>
@@ -106,7 +123,7 @@
                     <pic:cNvPicPr/>
                   </pic:nvPicPr>
                   <pic:blipFill>
-                    <a:blip r:embed="rId6"/>
+                    <a:blip r:embed="rId7"/>
                     <a:stretch>
                       <a:fillRect/>
                     </a:stretch>
@@ -129,6 +146,9 @@
     </w:p>
     <w:p>
       <w:r>
+        <w:rPr>
+          <w:noProof/>
+        </w:rPr>
         <w:drawing>
           <wp:inline distT="0" distB="0" distL="0" distR="0" wp14:anchorId="51583C6E" wp14:editId="0AEEB17B">
             <wp:extent cx="5943600" cy="2157730"/>
@@ -145,7 +165,7 @@
                     <pic:cNvPicPr/>
                   </pic:nvPicPr>
                   <pic:blipFill>
-                    <a:blip r:embed="rId7"/>
+                    <a:blip r:embed="rId8"/>
                     <a:stretch>
                       <a:fillRect/>
                     </a:stretch>
@@ -196,6 +216,9 @@
         <w:t> </w:t>
       </w:r>
       <w:r>
+        <w:rPr>
+          <w:noProof/>
+        </w:rPr>
         <w:drawing>
           <wp:inline distT="0" distB="0" distL="0" distR="0" wp14:anchorId="1F5060E2" wp14:editId="70D1584A">
             <wp:extent cx="5943600" cy="3997960"/>
@@ -212,7 +235,7 @@
                     <pic:cNvPicPr/>
                   </pic:nvPicPr>
                   <pic:blipFill>
-                    <a:blip r:embed="rId8"/>
+                    <a:blip r:embed="rId9"/>
                     <a:stretch>
                       <a:fillRect/>
                     </a:stretch>
@@ -268,6 +291,9 @@
         <w:t> </w:t>
       </w:r>
       <w:r>
+        <w:rPr>
+          <w:noProof/>
+        </w:rPr>
         <w:drawing>
           <wp:inline distT="0" distB="0" distL="0" distR="0" wp14:anchorId="489B6AF1" wp14:editId="768F269E">
             <wp:extent cx="5943600" cy="3717290"/>
@@ -284,7 +310,7 @@
                     <pic:cNvPicPr/>
                   </pic:nvPicPr>
                   <pic:blipFill>
-                    <a:blip r:embed="rId9"/>
+                    <a:blip r:embed="rId10"/>
                     <a:stretch>
                       <a:fillRect/>
                     </a:stretch>
@@ -340,6 +366,9 @@
         <w:t> </w:t>
       </w:r>
       <w:r>
+        <w:rPr>
+          <w:noProof/>
+        </w:rPr>
         <w:drawing>
           <wp:inline distT="0" distB="0" distL="0" distR="0" wp14:anchorId="044E4AB9" wp14:editId="3CC2147B">
             <wp:extent cx="5943600" cy="3708400"/>
@@ -356,7 +385,7 @@
                     <pic:cNvPicPr/>
                   </pic:nvPicPr>
                   <pic:blipFill>
-                    <a:blip r:embed="rId10"/>
+                    <a:blip r:embed="rId11"/>
                     <a:stretch>
                       <a:fillRect/>
                     </a:stretch>
@@ -426,6 +455,9 @@
         <w:t> </w:t>
       </w:r>
       <w:r>
+        <w:rPr>
+          <w:noProof/>
+        </w:rPr>
         <w:drawing>
           <wp:inline distT="0" distB="0" distL="0" distR="0" wp14:anchorId="2F236703" wp14:editId="04CC7B50">
             <wp:extent cx="5943600" cy="1766570"/>
@@ -442,7 +474,7 @@
                     <pic:cNvPicPr/>
                   </pic:nvPicPr>
                   <pic:blipFill>
-                    <a:blip r:embed="rId11"/>
+                    <a:blip r:embed="rId12"/>
                     <a:stretch>
                       <a:fillRect/>
                     </a:stretch>
@@ -486,6 +518,9 @@
         <w:t> </w:t>
       </w:r>
       <w:r>
+        <w:rPr>
+          <w:noProof/>
+        </w:rPr>
         <w:drawing>
           <wp:inline distT="0" distB="0" distL="0" distR="0" wp14:anchorId="716AEB55" wp14:editId="3D09058B">
             <wp:extent cx="5943600" cy="3685540"/>
@@ -502,7 +537,7 @@
                     <pic:cNvPicPr/>
                   </pic:nvPicPr>
                   <pic:blipFill>
-                    <a:blip r:embed="rId12"/>
+                    <a:blip r:embed="rId13"/>
                     <a:stretch>
                       <a:fillRect/>
                     </a:stretch>
@@ -552,6 +587,9 @@
         <w:t> </w:t>
       </w:r>
       <w:r>
+        <w:rPr>
+          <w:noProof/>
+        </w:rPr>
         <w:drawing>
           <wp:inline distT="0" distB="0" distL="0" distR="0" wp14:anchorId="42D92DDD" wp14:editId="2AA7E475">
             <wp:extent cx="5943600" cy="3713480"/>
@@ -565,167 +603,6 @@
                 <pic:pic xmlns:pic="http://schemas.openxmlformats.org/drawingml/2006/picture">
                   <pic:nvPicPr>
                     <pic:cNvPr id="1686048822" name=""/>
-                    <pic:cNvPicPr/>
-                  </pic:nvPicPr>
-                  <pic:blipFill>
-                    <a:blip r:embed="rId13"/>
-                    <a:stretch>
-                      <a:fillRect/>
-                    </a:stretch>
-                  </pic:blipFill>
-                  <pic:spPr>
-                    <a:xfrm>
-                      <a:off x="0" y="0"/>
-                      <a:ext cx="5943600" cy="3713480"/>
-                    </a:xfrm>
-                    <a:prstGeom prst="rect">
-                      <a:avLst/>
-                    </a:prstGeom>
-                  </pic:spPr>
-                </pic:pic>
-              </a:graphicData>
-            </a:graphic>
-          </wp:inline>
-        </w:drawing>
-      </w:r>
-    </w:p>
-    <w:p>
-      <w:r>
-        <w:t> </w:t>
-      </w:r>
-    </w:p>
-    <w:p>
-      <w:r>
-        <w:t> </w:t>
-      </w:r>
-    </w:p>
-    <w:p>
-      <w:r>
-        <w:t> </w:t>
-      </w:r>
-    </w:p>
-    <w:p>
-      <w:r>
-        <w:t> </w:t>
-      </w:r>
-    </w:p>
-    <w:p>
-      <w:r>
-        <w:t> </w:t>
-      </w:r>
-    </w:p>
-    <w:p>
-      <w:r>
-        <w:t> </w:t>
-      </w:r>
-    </w:p>
-    <w:p>
-      <w:r>
-        <w:t> </w:t>
-      </w:r>
-    </w:p>
-    <w:p>
-      <w:r>
-        <w:t> </w:t>
-      </w:r>
-    </w:p>
-    <w:p>
-      <w:r>
-        <w:t> </w:t>
-      </w:r>
-    </w:p>
-    <w:p>
-      <w:r>
-        <w:t> </w:t>
-      </w:r>
-    </w:p>
-    <w:p>
-      <w:r>
-        <w:t> </w:t>
-      </w:r>
-    </w:p>
-    <w:p>
-      <w:r>
-        <w:t> </w:t>
-      </w:r>
-    </w:p>
-    <w:p>
-      <w:r>
-        <w:t> </w:t>
-      </w:r>
-    </w:p>
-    <w:p>
-      <w:r>
-        <w:lastRenderedPageBreak/>
-        <w:t> </w:t>
-      </w:r>
-    </w:p>
-    <w:p>
-      <w:r>
-        <w:t> </w:t>
-      </w:r>
-    </w:p>
-    <w:p>
-      <w:r>
-        <w:t> </w:t>
-      </w:r>
-    </w:p>
-    <w:p>
-      <w:r>
-        <w:t> </w:t>
-      </w:r>
-    </w:p>
-    <w:p>
-      <w:r>
-        <w:rPr>
-          <w:b/>
-          <w:bCs/>
-          <w:u w:val="single"/>
-        </w:rPr>
-        <w:t>8) Create CI job</w:t>
-      </w:r>
-      <w:r>
-        <w:t> </w:t>
-      </w:r>
-    </w:p>
-    <w:p>
-      <w:r>
-        <w:t> </w:t>
-      </w:r>
-    </w:p>
-    <w:p>
-      <w:r>
-        <w:t> </w:t>
-      </w:r>
-    </w:p>
-    <w:p>
-      <w:r>
-        <w:t> </w:t>
-      </w:r>
-    </w:p>
-    <w:p>
-      <w:r>
-        <w:t> </w:t>
-      </w:r>
-    </w:p>
-    <w:p>
-      <w:r>
-        <w:t> </w:t>
-      </w:r>
-      <w:r>
-        <w:drawing>
-          <wp:inline distT="0" distB="0" distL="0" distR="0" wp14:anchorId="3A0FAD50" wp14:editId="71CF413C">
-            <wp:extent cx="5943600" cy="3713480"/>
-            <wp:effectExtent l="0" t="0" r="0" b="1270"/>
-            <wp:docPr id="1861935969" name="Picture 1"/>
-            <wp:cNvGraphicFramePr>
-              <a:graphicFrameLocks xmlns:a="http://schemas.openxmlformats.org/drawingml/2006/main" noChangeAspect="1"/>
-            </wp:cNvGraphicFramePr>
-            <a:graphic xmlns:a="http://schemas.openxmlformats.org/drawingml/2006/main">
-              <a:graphicData uri="http://schemas.openxmlformats.org/drawingml/2006/picture">
-                <pic:pic xmlns:pic="http://schemas.openxmlformats.org/drawingml/2006/picture">
-                  <pic:nvPicPr>
-                    <pic:cNvPr id="1861935969" name=""/>
                     <pic:cNvPicPr/>
                   </pic:nvPicPr>
                   <pic:blipFill>
@@ -772,7 +649,62 @@
     </w:p>
     <w:p>
       <w:r>
+        <w:t> </w:t>
+      </w:r>
+    </w:p>
+    <w:p>
+      <w:r>
+        <w:t> </w:t>
+      </w:r>
+    </w:p>
+    <w:p>
+      <w:r>
+        <w:t> </w:t>
+      </w:r>
+    </w:p>
+    <w:p>
+      <w:r>
+        <w:t> </w:t>
+      </w:r>
+    </w:p>
+    <w:p>
+      <w:r>
+        <w:t> </w:t>
+      </w:r>
+    </w:p>
+    <w:p>
+      <w:r>
+        <w:t> </w:t>
+      </w:r>
+    </w:p>
+    <w:p>
+      <w:r>
+        <w:t> </w:t>
+      </w:r>
+    </w:p>
+    <w:p>
+      <w:r>
+        <w:t> </w:t>
+      </w:r>
+    </w:p>
+    <w:p>
+      <w:r>
+        <w:t> </w:t>
+      </w:r>
+    </w:p>
+    <w:p>
+      <w:r>
         <w:lastRenderedPageBreak/>
+        <w:t> </w:t>
+      </w:r>
+    </w:p>
+    <w:p>
+      <w:r>
+        <w:t> </w:t>
+      </w:r>
+    </w:p>
+    <w:p>
+      <w:r>
         <w:t> </w:t>
       </w:r>
     </w:p>
@@ -788,32 +720,45 @@
           <w:bCs/>
           <w:u w:val="single"/>
         </w:rPr>
-        <w:t>9) Create merge job</w:t>
-      </w:r>
-      <w:r>
-        <w:t> </w:t>
-      </w:r>
-    </w:p>
-    <w:p>
-      <w:r>
-        <w:t> </w:t>
-      </w:r>
-    </w:p>
-    <w:p>
-      <w:r>
-        <w:t> </w:t>
-      </w:r>
-    </w:p>
-    <w:p>
-      <w:r>
-        <w:t> </w:t>
-      </w:r>
-      <w:r>
+        <w:t>8) Create CI job</w:t>
+      </w:r>
+      <w:r>
+        <w:t> </w:t>
+      </w:r>
+    </w:p>
+    <w:p>
+      <w:r>
+        <w:t> </w:t>
+      </w:r>
+    </w:p>
+    <w:p>
+      <w:r>
+        <w:t> </w:t>
+      </w:r>
+    </w:p>
+    <w:p>
+      <w:r>
+        <w:t> </w:t>
+      </w:r>
+    </w:p>
+    <w:p>
+      <w:r>
+        <w:t> </w:t>
+      </w:r>
+    </w:p>
+    <w:p>
+      <w:r>
+        <w:t> </w:t>
+      </w:r>
+      <w:r>
+        <w:rPr>
+          <w:noProof/>
+        </w:rPr>
         <w:drawing>
-          <wp:inline distT="0" distB="0" distL="0" distR="0" wp14:anchorId="763DB688" wp14:editId="3B665264">
+          <wp:inline distT="0" distB="0" distL="0" distR="0" wp14:anchorId="3A0FAD50" wp14:editId="71CF413C">
             <wp:extent cx="5943600" cy="3713480"/>
             <wp:effectExtent l="0" t="0" r="0" b="1270"/>
-            <wp:docPr id="460069260" name="Picture 1"/>
+            <wp:docPr id="1861935969" name="Picture 1"/>
             <wp:cNvGraphicFramePr>
               <a:graphicFrameLocks xmlns:a="http://schemas.openxmlformats.org/drawingml/2006/main" noChangeAspect="1"/>
             </wp:cNvGraphicFramePr>
@@ -821,7 +766,7 @@
               <a:graphicData uri="http://schemas.openxmlformats.org/drawingml/2006/picture">
                 <pic:pic xmlns:pic="http://schemas.openxmlformats.org/drawingml/2006/picture">
                   <pic:nvPicPr>
-                    <pic:cNvPr id="460069260" name=""/>
+                    <pic:cNvPr id="1861935969" name=""/>
                     <pic:cNvPicPr/>
                   </pic:nvPicPr>
                   <pic:blipFill>
@@ -858,25 +803,61 @@
     </w:p>
     <w:p>
       <w:r>
+        <w:t> </w:t>
+      </w:r>
+    </w:p>
+    <w:p>
+      <w:r>
+        <w:t> </w:t>
+      </w:r>
+    </w:p>
+    <w:p>
+      <w:r>
+        <w:lastRenderedPageBreak/>
+        <w:t> </w:t>
+      </w:r>
+    </w:p>
+    <w:p>
+      <w:r>
+        <w:t> </w:t>
+      </w:r>
+    </w:p>
+    <w:p>
+      <w:r>
         <w:rPr>
           <w:b/>
           <w:bCs/>
           <w:u w:val="single"/>
         </w:rPr>
-        <w:t>10) Run Deploy job</w:t>
-      </w:r>
-      <w:r>
-        <w:t> </w:t>
-      </w:r>
-    </w:p>
-    <w:p>
-      <w:r>
-        <w:lastRenderedPageBreak/>
+        <w:t>9) Create merge job</w:t>
+      </w:r>
+      <w:r>
+        <w:t> </w:t>
+      </w:r>
+    </w:p>
+    <w:p>
+      <w:r>
+        <w:t> </w:t>
+      </w:r>
+    </w:p>
+    <w:p>
+      <w:r>
+        <w:t> </w:t>
+      </w:r>
+    </w:p>
+    <w:p>
+      <w:r>
+        <w:t> </w:t>
+      </w:r>
+      <w:r>
+        <w:rPr>
+          <w:noProof/>
+        </w:rPr>
         <w:drawing>
-          <wp:inline distT="0" distB="0" distL="0" distR="0" wp14:anchorId="6CD6D782" wp14:editId="4F225F45">
+          <wp:inline distT="0" distB="0" distL="0" distR="0" wp14:anchorId="763DB688" wp14:editId="3B665264">
             <wp:extent cx="5943600" cy="3713480"/>
             <wp:effectExtent l="0" t="0" r="0" b="1270"/>
-            <wp:docPr id="1241194807" name="Picture 1"/>
+            <wp:docPr id="460069260" name="Picture 1"/>
             <wp:cNvGraphicFramePr>
               <a:graphicFrameLocks xmlns:a="http://schemas.openxmlformats.org/drawingml/2006/main" noChangeAspect="1"/>
             </wp:cNvGraphicFramePr>
@@ -884,7 +865,7 @@
               <a:graphicData uri="http://schemas.openxmlformats.org/drawingml/2006/picture">
                 <pic:pic xmlns:pic="http://schemas.openxmlformats.org/drawingml/2006/picture">
                   <pic:nvPicPr>
-                    <pic:cNvPr id="1241194807" name=""/>
+                    <pic:cNvPr id="460069260" name=""/>
                     <pic:cNvPicPr/>
                   </pic:nvPicPr>
                   <pic:blipFill>
@@ -921,10 +902,79 @@
     </w:p>
     <w:p>
       <w:r>
+        <w:rPr>
+          <w:b/>
+          <w:bCs/>
+          <w:u w:val="single"/>
+        </w:rPr>
+        <w:t>10) Run Deploy job</w:t>
+      </w:r>
+      <w:r>
+        <w:t> </w:t>
+      </w:r>
+    </w:p>
+    <w:p>
+      <w:r>
+        <w:rPr>
+          <w:noProof/>
+        </w:rPr>
         <w:lastRenderedPageBreak/>
-        <w:t> </w:t>
-      </w:r>
-      <w:r>
+        <w:drawing>
+          <wp:inline distT="0" distB="0" distL="0" distR="0" wp14:anchorId="6CD6D782" wp14:editId="4F225F45">
+            <wp:extent cx="5943600" cy="3713480"/>
+            <wp:effectExtent l="0" t="0" r="0" b="1270"/>
+            <wp:docPr id="1241194807" name="Picture 1"/>
+            <wp:cNvGraphicFramePr>
+              <a:graphicFrameLocks xmlns:a="http://schemas.openxmlformats.org/drawingml/2006/main" noChangeAspect="1"/>
+            </wp:cNvGraphicFramePr>
+            <a:graphic xmlns:a="http://schemas.openxmlformats.org/drawingml/2006/main">
+              <a:graphicData uri="http://schemas.openxmlformats.org/drawingml/2006/picture">
+                <pic:pic xmlns:pic="http://schemas.openxmlformats.org/drawingml/2006/picture">
+                  <pic:nvPicPr>
+                    <pic:cNvPr id="1241194807" name=""/>
+                    <pic:cNvPicPr/>
+                  </pic:nvPicPr>
+                  <pic:blipFill>
+                    <a:blip r:embed="rId17"/>
+                    <a:stretch>
+                      <a:fillRect/>
+                    </a:stretch>
+                  </pic:blipFill>
+                  <pic:spPr>
+                    <a:xfrm>
+                      <a:off x="0" y="0"/>
+                      <a:ext cx="5943600" cy="3713480"/>
+                    </a:xfrm>
+                    <a:prstGeom prst="rect">
+                      <a:avLst/>
+                    </a:prstGeom>
+                  </pic:spPr>
+                </pic:pic>
+              </a:graphicData>
+            </a:graphic>
+          </wp:inline>
+        </w:drawing>
+      </w:r>
+    </w:p>
+    <w:p>
+      <w:r>
+        <w:t> </w:t>
+      </w:r>
+    </w:p>
+    <w:p>
+      <w:r>
+        <w:t> </w:t>
+      </w:r>
+    </w:p>
+    <w:p>
+      <w:r>
+        <w:lastRenderedPageBreak/>
+        <w:t> </w:t>
+      </w:r>
+      <w:r>
+        <w:rPr>
+          <w:noProof/>
+        </w:rPr>
         <w:drawing>
           <wp:inline distT="0" distB="0" distL="0" distR="0" wp14:anchorId="5D49FCF7" wp14:editId="2B077360">
             <wp:extent cx="5943600" cy="5341620"/>
@@ -941,7 +991,7 @@
                     <pic:cNvPicPr/>
                   </pic:nvPicPr>
                   <pic:blipFill>
-                    <a:blip r:embed="rId17"/>
+                    <a:blip r:embed="rId18"/>
                     <a:stretch>
                       <a:fillRect/>
                     </a:stretch>
@@ -1011,6 +1061,9 @@
         <w:t> </w:t>
       </w:r>
       <w:r>
+        <w:rPr>
+          <w:noProof/>
+        </w:rPr>
         <w:drawing>
           <wp:inline distT="0" distB="0" distL="0" distR="0" wp14:anchorId="3D183082" wp14:editId="5491658F">
             <wp:extent cx="5943600" cy="3713480"/>
@@ -1027,7 +1080,7 @@
                     <pic:cNvPicPr/>
                   </pic:nvPicPr>
                   <pic:blipFill>
-                    <a:blip r:embed="rId18"/>
+                    <a:blip r:embed="rId19"/>
                     <a:stretch>
                       <a:fillRect/>
                     </a:stretch>
@@ -1051,6 +1104,9 @@
     <w:p/>
     <w:p>
       <w:r>
+        <w:rPr>
+          <w:noProof/>
+        </w:rPr>
         <w:drawing>
           <wp:inline distT="0" distB="0" distL="0" distR="0" wp14:anchorId="49051169" wp14:editId="06252C7D">
             <wp:extent cx="5943600" cy="3704590"/>
@@ -1067,7 +1123,7 @@
                     <pic:cNvPicPr/>
                   </pic:nvPicPr>
                   <pic:blipFill>
-                    <a:blip r:embed="rId19"/>
+                    <a:blip r:embed="rId20"/>
                     <a:stretch>
                       <a:fillRect/>
                     </a:stretch>
@@ -1112,6 +1168,9 @@
         <w:t> </w:t>
       </w:r>
       <w:r>
+        <w:rPr>
+          <w:noProof/>
+        </w:rPr>
         <w:drawing>
           <wp:inline distT="0" distB="0" distL="0" distR="0" wp14:anchorId="3A40636B" wp14:editId="54356274">
             <wp:extent cx="5943600" cy="3724910"/>
@@ -1128,7 +1187,7 @@
                     <pic:cNvPicPr/>
                   </pic:nvPicPr>
                   <pic:blipFill>
-                    <a:blip r:embed="rId20"/>
+                    <a:blip r:embed="rId21"/>
                     <a:stretch>
                       <a:fillRect/>
                     </a:stretch>
@@ -1195,6 +1254,9 @@
         <w:t> </w:t>
       </w:r>
       <w:r>
+        <w:rPr>
+          <w:noProof/>
+        </w:rPr>
         <w:drawing>
           <wp:inline distT="0" distB="0" distL="0" distR="0" wp14:anchorId="250A0A33" wp14:editId="73B7561E">
             <wp:extent cx="5943600" cy="2924810"/>
@@ -1211,7 +1273,7 @@
                     <pic:cNvPicPr/>
                   </pic:nvPicPr>
                   <pic:blipFill>
-                    <a:blip r:embed="rId21"/>
+                    <a:blip r:embed="rId22"/>
                     <a:stretch>
                       <a:fillRect/>
                     </a:stretch>
@@ -1265,6 +1327,9 @@
         <w:t> </w:t>
       </w:r>
       <w:r>
+        <w:rPr>
+          <w:noProof/>
+        </w:rPr>
         <w:drawing>
           <wp:inline distT="0" distB="0" distL="0" distR="0" wp14:anchorId="003110F3" wp14:editId="5769ECF0">
             <wp:extent cx="5943600" cy="3131185"/>
@@ -1281,7 +1346,7 @@
                     <pic:cNvPicPr/>
                   </pic:nvPicPr>
                   <pic:blipFill>
-                    <a:blip r:embed="rId22"/>
+                    <a:blip r:embed="rId23"/>
                     <a:stretch>
                       <a:fillRect/>
                     </a:stretch>
@@ -1351,6 +1416,9 @@
         <w:t> </w:t>
       </w:r>
       <w:r>
+        <w:rPr>
+          <w:noProof/>
+        </w:rPr>
         <w:drawing>
           <wp:inline distT="0" distB="0" distL="0" distR="0" wp14:anchorId="45112C72" wp14:editId="3D8944F4">
             <wp:extent cx="5943600" cy="5197475"/>
@@ -1367,7 +1435,7 @@
                     <pic:cNvPicPr/>
                   </pic:nvPicPr>
                   <pic:blipFill>
-                    <a:blip r:embed="rId23"/>
+                    <a:blip r:embed="rId24"/>
                     <a:stretch>
                       <a:fillRect/>
                     </a:stretch>
@@ -1427,6 +1495,9 @@
         <w:t> </w:t>
       </w:r>
       <w:r>
+        <w:rPr>
+          <w:noProof/>
+        </w:rPr>
         <w:drawing>
           <wp:inline distT="0" distB="0" distL="0" distR="0" wp14:anchorId="456B2058" wp14:editId="1A78AF1B">
             <wp:extent cx="5943600" cy="3138805"/>
@@ -1443,7 +1514,7 @@
                     <pic:cNvPicPr/>
                   </pic:nvPicPr>
                   <pic:blipFill>
-                    <a:blip r:embed="rId24"/>
+                    <a:blip r:embed="rId25"/>
                     <a:stretch>
                       <a:fillRect/>
                     </a:stretch>
@@ -1478,7 +1549,51 @@
       <w:r>
         <w:t> </w:t>
       </w:r>
-    </w:p>
+      <w:r>
+        <w:t xml:space="preserve">15) Snowflake Schema </w:t>
+      </w:r>
+    </w:p>
+    <w:p>
+      <w:r>
+        <w:lastRenderedPageBreak/>
+        <w:drawing>
+          <wp:inline distT="0" distB="0" distL="0" distR="0" wp14:anchorId="460B2C1C" wp14:editId="035453F0">
+            <wp:extent cx="5943600" cy="3705860"/>
+            <wp:effectExtent l="0" t="0" r="0" b="8890"/>
+            <wp:docPr id="1083892105" name="Picture 1"/>
+            <wp:cNvGraphicFramePr>
+              <a:graphicFrameLocks xmlns:a="http://schemas.openxmlformats.org/drawingml/2006/main" noChangeAspect="1"/>
+            </wp:cNvGraphicFramePr>
+            <a:graphic xmlns:a="http://schemas.openxmlformats.org/drawingml/2006/main">
+              <a:graphicData uri="http://schemas.openxmlformats.org/drawingml/2006/picture">
+                <pic:pic xmlns:pic="http://schemas.openxmlformats.org/drawingml/2006/picture">
+                  <pic:nvPicPr>
+                    <pic:cNvPr id="1083892105" name=""/>
+                    <pic:cNvPicPr/>
+                  </pic:nvPicPr>
+                  <pic:blipFill>
+                    <a:blip r:embed="rId26"/>
+                    <a:stretch>
+                      <a:fillRect/>
+                    </a:stretch>
+                  </pic:blipFill>
+                  <pic:spPr>
+                    <a:xfrm>
+                      <a:off x="0" y="0"/>
+                      <a:ext cx="5943600" cy="3705860"/>
+                    </a:xfrm>
+                    <a:prstGeom prst="rect">
+                      <a:avLst/>
+                    </a:prstGeom>
+                  </pic:spPr>
+                </pic:pic>
+              </a:graphicData>
+            </a:graphic>
+          </wp:inline>
+        </w:drawing>
+      </w:r>
+    </w:p>
+    <w:p/>
     <w:sectPr>
       <w:pgSz w:w="12240" w:h="15840"/>
       <w:pgMar w:top="1440" w:right="1440" w:bottom="1440" w:left="1440" w:header="720" w:footer="720" w:gutter="0"/>
@@ -2758,6 +2873,29 @@
       <w:spacing w:val="5"/>
     </w:rPr>
   </w:style>
+  <w:style w:type="character" w:styleId="Hyperlink">
+    <w:name w:val="Hyperlink"/>
+    <w:basedOn w:val="DefaultParagraphFont"/>
+    <w:uiPriority w:val="99"/>
+    <w:unhideWhenUsed/>
+    <w:rsid w:val="002D5B37"/>
+    <w:rPr>
+      <w:color w:val="467886" w:themeColor="hyperlink"/>
+      <w:u w:val="single"/>
+    </w:rPr>
+  </w:style>
+  <w:style w:type="character" w:styleId="UnresolvedMention">
+    <w:name w:val="Unresolved Mention"/>
+    <w:basedOn w:val="DefaultParagraphFont"/>
+    <w:uiPriority w:val="99"/>
+    <w:semiHidden/>
+    <w:unhideWhenUsed/>
+    <w:rsid w:val="002D5B37"/>
+    <w:rPr>
+      <w:color w:val="605E5C"/>
+      <w:shd w:val="clear" w:color="auto" w:fill="E1DFDD"/>
+    </w:rPr>
+  </w:style>
 </w:styles>
 </file>
 
